--- a/KHBD_Tin_học/Lớp_3/Tuần_29/KHBD_Tin_hoc_Lớp_3_Tiet28_Bai_12_Tim_hieu_ve_the_gioi_tu_nhien.docx
+++ b/KHBD_Tin_học/Lớp_3/Tuần_29/KHBD_Tin_hoc_Lớp_3_Tiet28_Bai_12_Tim_hieu_ve_the_gioi_tu_nhien.docx
@@ -408,18 +408,29 @@
     </w:p>
     <w:p>
       <w:pPr>
-        <w:spacing w:line="319" w:lineRule="auto" w:after="60" w:before="0"/>
-        <w:ind w:firstLine="0" w:left="850"/>
+        <w:spacing w:line="276" w:lineRule="auto" w:after="0" w:before="0"/>
+        <w:ind w:left="850" w:firstLine="0"/>
         <w:jc w:val="both"/>
       </w:pPr>
       <w:r>
         <w:rPr>
-          <w:rFonts w:ascii="Times New Roman" w:hAnsi="Times New Roman" w:eastAsia="Times New Roman"/>
-          <w:b w:val="0"/>
-          <w:i w:val="0"/>
+          <w:rFonts w:ascii="Times New Roman" w:hAnsi="Times New Roman" w:cs="Times New Roman"/>
           <w:sz w:val="26"/>
         </w:rPr>
-        <w:t>- Miền V. Giải quyết vấn đề (thành tố 5.3. Sử dụng sáng tạo công nghệ số – Bậc 1): Sử dụng công cụ số để giải quyết vấn đề đơn giản trong bài học. (Đạt được thông qua Hoạt động 2, Hoạt động 3)</w:t>
+        <w:t>- 1.1.CB1b: Tìm được cách truy cập những dữ liệu, thông tin và nội dung này cũng như điều hướng giữa chúng. (Duyệt, tìm kiếm và thu thập dữ liệu, thông tin hiệu quả trên môi trường mạng). (Đạt được thông qua Hoạt động 2)</w:t>
+      </w:r>
+    </w:p>
+    <w:p>
+      <w:pPr>
+        <w:spacing w:after="0" w:line="276" w:lineRule="auto"/>
+        <w:ind w:left="850" w:firstLine="0"/>
+      </w:pPr>
+      <w:r>
+        <w:rPr>
+          <w:rFonts w:ascii="Times New Roman" w:hAnsi="Times New Roman" w:cs="Times New Roman"/>
+          <w:sz w:val="26"/>
+        </w:rPr>
+        <w:t>- 1.2.CB1a: Phát hiện được độ tin cậy và độ chính xác của các nguồn chung của dữ liệu, thông tin và nội dung số. (Đánh giá độ tin cậy và chọn lọc thông tin chính xác từ các nguồn số). (Đạt được thông qua Hoạt động 3, Hoạt động 4)</w:t>
       </w:r>
     </w:p>
     <w:p>
